--- a/laravel-app/database/data/internship/handbooks/cloud_computing/Beyond_Cloud_Internship_Day_128_Student_Handbook.docx
+++ b/laravel-app/database/data/internship/handbooks/cloud_computing/Beyond_Cloud_Internship_Day_128_Student_Handbook.docx
@@ -38,7 +38,7 @@
           <w:color w:val="1E293B"/>
           <w:sz w:val="28"/>
         </w:rPr>
-        <w:t>Terraform Local Labs</w:t>
+        <w:t>Kubernetes RBAC, Service Accounts, and Security Contexts</w:t>
       </w:r>
     </w:p>
     <w:p>
@@ -50,7 +50,7 @@
           <w:b w:val="0"/>
           <w:sz w:val="22"/>
         </w:rPr>
-        <w:t>Guided practical. Full student study guide and practical laboratory manual for Beyond Enterprise interns.</w:t>
+        <w:t>Safety and operations review. Full student study guide and practical laboratory manual for Beyond Enterprise interns.</w:t>
       </w:r>
     </w:p>
     <w:tbl>
@@ -141,7 +141,7 @@
               <w:rPr>
                 <w:sz w:val="18"/>
               </w:rPr>
-              <w:t>Guided practical</w:t>
+              <w:t>Safety and operations review</w:t>
             </w:r>
           </w:p>
         </w:tc>
@@ -154,7 +154,7 @@
               <w:rPr>
                 <w:sz w:val="18"/>
               </w:rPr>
-              <w:t>advanced</w:t>
+              <w:t>intermediate</w:t>
             </w:r>
           </w:p>
         </w:tc>
@@ -167,7 +167,7 @@
               <w:rPr>
                 <w:sz w:val="18"/>
               </w:rPr>
-              <w:t>8 hours</w:t>
+              <w:t>8.0 hours</w:t>
             </w:r>
           </w:p>
         </w:tc>
@@ -180,7 +180,7 @@
               <w:rPr>
                 <w:sz w:val="18"/>
               </w:rPr>
-              <w:t>VirtualBox, Docker, GitHub, free tiers or local cloud emulators</w:t>
+              <w:t>Docker, kind/minikube/k3d, kubectl, Helm, Git</w:t>
             </w:r>
           </w:p>
         </w:tc>
@@ -198,7 +198,7 @@
           <w:color w:val="0B3F90"/>
           <w:sz w:val="20"/>
         </w:rPr>
-        <w:t>Day 128 objective  Complete the guided practical for Terraform Local Labs: Apply Terraform local labs safely and explain the result in a professional technical report.</w:t>
+        <w:t>Day 128 objective  Complete the safety and operations review for Kubernetes RBAC, Service Accounts, and Security Contexts: Restrict a workload identity and run containers as non-root.</w:t>
       </w:r>
     </w:p>
     <w:p>
@@ -270,7 +270,7 @@
           <w:b w:val="0"/>
           <w:sz w:val="22"/>
         </w:rPr>
-        <w:t>Submit: Screenshots/photos of the major steps, configuration or worksheet, and a concise result description..</w:t>
+        <w:t>Submit: Setup evidence, completed lab artifact, independent verification, cost/cleanup record, safety check, and short technical report..</w:t>
       </w:r>
     </w:p>
     <w:p>
@@ -364,7 +364,7 @@
               <w:rPr>
                 <w:sz w:val="18"/>
               </w:rPr>
-              <w:t>0:00–0:20</w:t>
+              <w:t>0:00–0:30</w:t>
             </w:r>
           </w:p>
         </w:tc>
@@ -377,7 +377,7 @@
               <w:rPr>
                 <w:sz w:val="18"/>
               </w:rPr>
-              <w:t>Authorization + tool verify</w:t>
+              <w:t>Assessment brief + rubric review</w:t>
             </w:r>
           </w:p>
         </w:tc>
@@ -390,7 +390,7 @@
               <w:rPr>
                 <w:sz w:val="18"/>
               </w:rPr>
-              <w:t>Pre-flight</w:t>
+              <w:t>Plan</w:t>
             </w:r>
           </w:p>
         </w:tc>
@@ -405,7 +405,7 @@
               <w:rPr>
                 <w:sz w:val="18"/>
               </w:rPr>
-              <w:t>0:20–1:50</w:t>
+              <w:t>0:30–2:30</w:t>
             </w:r>
           </w:p>
         </w:tc>
@@ -418,7 +418,7 @@
               <w:rPr>
                 <w:sz w:val="18"/>
               </w:rPr>
-              <w:t>Guided practical steps 1–N</w:t>
+              <w:t>End-to-end demonstration</w:t>
             </w:r>
           </w:p>
         </w:tc>
@@ -431,7 +431,7 @@
               <w:rPr>
                 <w:sz w:val="18"/>
               </w:rPr>
-              <w:t>Working artifact</w:t>
+              <w:t>Demo evidence</w:t>
             </w:r>
           </w:p>
         </w:tc>
@@ -446,7 +446,7 @@
               <w:rPr>
                 <w:sz w:val="18"/>
               </w:rPr>
-              <w:t>1:50–2:05</w:t>
+              <w:t>2:30–2:45</w:t>
             </w:r>
           </w:p>
         </w:tc>
@@ -487,7 +487,7 @@
               <w:rPr>
                 <w:sz w:val="18"/>
               </w:rPr>
-              <w:t>2:05–3:50</w:t>
+              <w:t>2:45–4:15</w:t>
             </w:r>
           </w:p>
         </w:tc>
@@ -500,7 +500,7 @@
               <w:rPr>
                 <w:sz w:val="18"/>
               </w:rPr>
-              <w:t>Evaluation / measurement</w:t>
+              <w:t>Self-score against rubric</w:t>
             </w:r>
           </w:p>
         </w:tc>
@@ -513,7 +513,7 @@
               <w:rPr>
                 <w:sz w:val="18"/>
               </w:rPr>
-              <w:t>Metrics or checks</w:t>
+              <w:t>Self-score sheet</w:t>
             </w:r>
           </w:p>
         </w:tc>
@@ -528,7 +528,7 @@
               <w:rPr>
                 <w:sz w:val="18"/>
               </w:rPr>
-              <w:t>3:50–4:05</w:t>
+              <w:t>4:15–5:45</w:t>
             </w:r>
           </w:p>
         </w:tc>
@@ -541,7 +541,7 @@
               <w:rPr>
                 <w:sz w:val="18"/>
               </w:rPr>
-              <w:t>Break</w:t>
+              <w:t>Reflection: wins, failures, next steps</w:t>
             </w:r>
           </w:p>
         </w:tc>
@@ -554,7 +554,7 @@
               <w:rPr>
                 <w:sz w:val="18"/>
               </w:rPr>
-              <w:t>—</w:t>
+              <w:t>Reflection</w:t>
             </w:r>
           </w:p>
         </w:tc>
@@ -569,7 +569,7 @@
               <w:rPr>
                 <w:sz w:val="18"/>
               </w:rPr>
-              <w:t>4:05–5:50</w:t>
+              <w:t>5:45–8:00</w:t>
             </w:r>
           </w:p>
         </w:tc>
@@ -582,7 +582,7 @@
               <w:rPr>
                 <w:sz w:val="18"/>
               </w:rPr>
-              <w:t>Responsible checkpoint + fixes</w:t>
+              <w:t>Final evidence pack + report</w:t>
             </w:r>
           </w:p>
         </w:tc>
@@ -595,89 +595,7 @@
               <w:rPr>
                 <w:sz w:val="18"/>
               </w:rPr>
-              <w:t>Risk table</w:t>
-            </w:r>
-          </w:p>
-        </w:tc>
-      </w:tr>
-      <w:tr>
-        <w:tc>
-          <w:tcPr>
-            <w:tcW w:type="dxa" w:w="3408"/>
-          </w:tcPr>
-          <w:p>
-            <w:r>
-              <w:rPr>
-                <w:sz w:val="18"/>
-              </w:rPr>
-              <w:t>5:50–7:10</w:t>
-            </w:r>
-          </w:p>
-        </w:tc>
-        <w:tc>
-          <w:tcPr>
-            <w:tcW w:type="dxa" w:w="3408"/>
-          </w:tcPr>
-          <w:p>
-            <w:r>
-              <w:rPr>
-                <w:sz w:val="18"/>
-              </w:rPr>
-              <w:t>Evidence + report</w:t>
-            </w:r>
-          </w:p>
-        </w:tc>
-        <w:tc>
-          <w:tcPr>
-            <w:tcW w:type="dxa" w:w="3408"/>
-          </w:tcPr>
-          <w:p>
-            <w:r>
-              <w:rPr>
-                <w:sz w:val="18"/>
-              </w:rPr>
-              <w:t>Pack</w:t>
-            </w:r>
-          </w:p>
-        </w:tc>
-      </w:tr>
-      <w:tr>
-        <w:tc>
-          <w:tcPr>
-            <w:tcW w:type="dxa" w:w="3408"/>
-          </w:tcPr>
-          <w:p>
-            <w:r>
-              <w:rPr>
-                <w:sz w:val="18"/>
-              </w:rPr>
-              <w:t>7:10–8:00</w:t>
-            </w:r>
-          </w:p>
-        </w:tc>
-        <w:tc>
-          <w:tcPr>
-            <w:tcW w:type="dxa" w:w="3408"/>
-          </w:tcPr>
-          <w:p>
-            <w:r>
-              <w:rPr>
-                <w:sz w:val="18"/>
-              </w:rPr>
-              <w:t>Self-check + supervisor rehearsal</w:t>
-            </w:r>
-          </w:p>
-        </w:tc>
-        <w:tc>
-          <w:tcPr>
-            <w:tcW w:type="dxa" w:w="3408"/>
-          </w:tcPr>
-          <w:p>
-            <w:r>
-              <w:rPr>
-                <w:sz w:val="18"/>
-              </w:rPr>
-              <w:t>Ready pack</w:t>
+              <w:t>Submission</w:t>
             </w:r>
           </w:p>
         </w:tc>
@@ -701,7 +619,7 @@
           <w:b w:val="0"/>
           <w:sz w:val="20"/>
         </w:rPr>
-        <w:t>Curriculum objective (source of truth): Apply Terraform local labs safely and explain the result in a professional technical report.</w:t>
+        <w:t>Curriculum objective (source of truth): Restrict a workload identity and run containers as non-root.</w:t>
       </w:r>
     </w:p>
     <w:p>
@@ -713,7 +631,7 @@
           <w:b w:val="0"/>
           <w:sz w:val="22"/>
         </w:rPr>
-        <w:t>Explain Terraform Local Labs to a supervisor in under two minutes.</w:t>
+        <w:t>Explain Kubernetes RBAC, Service Accounts, and Security Contexts to a supervisor in under two minutes.</w:t>
       </w:r>
     </w:p>
     <w:p>
@@ -725,7 +643,7 @@
           <w:b w:val="0"/>
           <w:sz w:val="22"/>
         </w:rPr>
-        <w:t>Configure or verify the approved tools required for Terraform Local Labs.</w:t>
+        <w:t>Configure or verify the approved tools required for Kubernetes RBAC, Service Accounts, and Security Contexts.</w:t>
       </w:r>
     </w:p>
     <w:p>
@@ -737,7 +655,7 @@
           <w:b w:val="0"/>
           <w:sz w:val="22"/>
         </w:rPr>
-        <w:t>Implement or perform the guided practical practical for this topic.</w:t>
+        <w:t>Implement or perform the safety and operations review practical for this topic.</w:t>
       </w:r>
     </w:p>
     <w:p>
@@ -793,7 +711,7 @@
           <w:b w:val="0"/>
           <w:sz w:val="22"/>
         </w:rPr>
-        <w:t>Define the professional meaning of “Terraform Local Labs” before you use tools. Do not split the title into meaningless words. Connect each concept to today's practical action.</w:t>
+        <w:t>Define the professional meaning of “Kubernetes RBAC, Service Accounts, and Security Contexts” before you use tools. Do not split the title into meaningless words. Connect each concept to today's practical action.</w:t>
       </w:r>
     </w:p>
     <w:tbl>
@@ -901,7 +819,7 @@
               <w:rPr>
                 <w:sz w:val="18"/>
               </w:rPr>
-              <w:t>Core topic skill</w:t>
+              <w:t>Authorization</w:t>
             </w:r>
           </w:p>
         </w:tc>
@@ -914,7 +832,7 @@
               <w:rPr>
                 <w:sz w:val="18"/>
               </w:rPr>
-              <w:t>Professional practice for Terraform Local Labs</w:t>
+              <w:t>Written permission for the exact scope</w:t>
             </w:r>
           </w:p>
         </w:tc>
@@ -927,7 +845,7 @@
               <w:rPr>
                 <w:sz w:val="18"/>
               </w:rPr>
-              <w:t>Complete today's practical objective</w:t>
+              <w:t>Confirm lab isolation</w:t>
             </w:r>
           </w:p>
         </w:tc>
@@ -940,7 +858,7 @@
               <w:rPr>
                 <w:sz w:val="18"/>
               </w:rPr>
-              <w:t>Shallow buzzword-only work</w:t>
+              <w:t>Offensive action outside sandbox</w:t>
             </w:r>
           </w:p>
         </w:tc>
@@ -953,7 +871,7 @@
               <w:rPr>
                 <w:sz w:val="18"/>
               </w:rPr>
-              <w:t>Demonstrate with evidence</w:t>
+              <w:t>Written supervisor approval</w:t>
             </w:r>
           </w:p>
         </w:tc>
@@ -968,7 +886,7 @@
               <w:rPr>
                 <w:sz w:val="18"/>
               </w:rPr>
-              <w:t>Tool discipline</w:t>
+              <w:t>CIA triad</w:t>
             </w:r>
           </w:p>
         </w:tc>
@@ -981,7 +899,7 @@
               <w:rPr>
                 <w:sz w:val="18"/>
               </w:rPr>
-              <w:t>Use only approved tools/versions</w:t>
+              <w:t>Confidentiality, integrity, availability</w:t>
             </w:r>
           </w:p>
         </w:tc>
@@ -994,7 +912,7 @@
               <w:rPr>
                 <w:sz w:val="18"/>
               </w:rPr>
-              <w:t>Verify tools before lab</w:t>
+              <w:t>Map controls to CIA</w:t>
             </w:r>
           </w:p>
         </w:tc>
@@ -1007,7 +925,7 @@
               <w:rPr>
                 <w:sz w:val="18"/>
               </w:rPr>
-              <w:t>Unapproved downloads</w:t>
+              <w:t>Fixing one pillar while breaking another</w:t>
             </w:r>
           </w:p>
         </w:tc>
@@ -1020,7 +938,7 @@
               <w:rPr>
                 <w:sz w:val="18"/>
               </w:rPr>
-              <w:t>Official sources only</w:t>
+              <w:t>Risk table in report</w:t>
             </w:r>
           </w:p>
         </w:tc>
@@ -1035,7 +953,7 @@
               <w:rPr>
                 <w:sz w:val="18"/>
               </w:rPr>
-              <w:t>Professional documentation</w:t>
+              <w:t>Least privilege</w:t>
             </w:r>
           </w:p>
         </w:tc>
@@ -1048,7 +966,7 @@
               <w:rPr>
                 <w:sz w:val="18"/>
               </w:rPr>
-              <w:t>Clear enough for handover</w:t>
+              <w:t>Only the access needed</w:t>
             </w:r>
           </w:p>
         </w:tc>
@@ -1061,7 +979,7 @@
               <w:rPr>
                 <w:sz w:val="18"/>
               </w:rPr>
-              <w:t>Write procedure + results</w:t>
+              <w:t>Use lab accounts, not admin everywhere</w:t>
             </w:r>
           </w:p>
         </w:tc>
@@ -1074,7 +992,7 @@
               <w:rPr>
                 <w:sz w:val="18"/>
               </w:rPr>
-              <w:t>Undocumented changes</w:t>
+              <w:t>Standing admin rights</w:t>
             </w:r>
           </w:p>
         </w:tc>
@@ -1087,7 +1005,7 @@
               <w:rPr>
                 <w:sz w:val="18"/>
               </w:rPr>
-              <w:t>README + report template</w:t>
+              <w:t>Separate admin/user sessions</w:t>
             </w:r>
           </w:p>
         </w:tc>
@@ -1348,7 +1266,7 @@
           <w:b w:val="0"/>
           <w:sz w:val="22"/>
         </w:rPr>
-        <w:t>Tools available: VirtualBox, Docker, GitHub, free tiers or local cloud emulators.</w:t>
+        <w:t>Tools available: Docker, kind/minikube/k3d, kubectl, Helm, Git.</w:t>
       </w:r>
     </w:p>
     <w:p>
@@ -1463,7 +1381,7 @@
               <w:rPr>
                 <w:sz w:val="18"/>
               </w:rPr>
-              <w:t>VirtualBox, Docker, GitHub, free tiers or local cloud emulators</w:t>
+              <w:t>Docker, kind/minikube/k3d, kubectl, Helm, Git</w:t>
             </w:r>
           </w:p>
         </w:tc>
@@ -1545,7 +1463,7 @@
           <w:b w:val="0"/>
           <w:sz w:val="18"/>
         </w:rPr>
-        <w:t>└── Day_128_Terraform_Local_Labs/</w:t>
+        <w:t>└── Day_128_Kubernetes_RBAC_Service_Accounts_and_Security_Co/</w:t>
       </w:r>
     </w:p>
     <w:p>
@@ -1698,7 +1616,7 @@
           <w:b w:val="0"/>
           <w:sz w:val="18"/>
         </w:rPr>
-        <w:t>mkdir Beyond_Cloud_Internship\Day_128_Terraform_Local_Labs\evidence, Beyond_Cloud_Internship\Day_128_Terraform_Local_Labs\notebooks, Beyond_Cloud_Internship\Day_128_Terraform_Local_Labs\src, Beyond_Cloud_Internship\Day_128_Terraform_Local_Labs\data, Beyond_Cloud_Internship\Day_128_Terraform_Local_Labs\output, Beyond_Cloud_Internship\Day_128_Terraform_Local_Labs\report -Force</w:t>
+        <w:t>mkdir Beyond_Cloud_Internship\Day_128_Kubernetes_RBAC_Service_Accounts_and_Security_Co\evidence, Beyond_Cloud_Internship\Day_128_Kubernetes_RBAC_Service_Accounts_and_Security_Co\notebooks, Beyond_Cloud_Internship\Day_128_Kubernetes_RBAC_Service_Accounts_and_Security_Co\src, Beyond_Cloud_Internship\Day_128_Kubernetes_RBAC_Service_Accounts_and_Security_Co\data, Beyond_Cloud_Internship\Day_128_Kubernetes_RBAC_Service_Accounts_and_Security_Co\output, Beyond_Cloud_Internship\Day_128_Kubernetes_RBAC_Service_Accounts_and_Security_Co\report -Force</w:t>
       </w:r>
     </w:p>
     <w:p/>
@@ -1739,7 +1657,7 @@
           <w:b w:val="0"/>
           <w:sz w:val="18"/>
         </w:rPr>
-        <w:t>mkdir -p Beyond_Cloud_Internship/Day_128_Terraform_Local_Labs/{evidence,notebooks,src,data,output,report}</w:t>
+        <w:t>mkdir -p Beyond_Cloud_Internship/Day_128_Kubernetes_RBAC_Service_Accounts_and_Security_Co/{evidence,notebooks,src,data,output,report}</w:t>
       </w:r>
     </w:p>
     <w:p/>
@@ -1855,7 +1773,7 @@
           <w:color w:val="0B3F90"/>
           <w:sz w:val="24"/>
         </w:rPr>
-        <w:t>Guided practical: Terraform Local Labs</w:t>
+        <w:t>Safety and operations review: Kubernetes RBAC, Service Accounts, and Security Contexts</w:t>
       </w:r>
     </w:p>
     <w:p>
@@ -1879,7 +1797,7 @@
           <w:b w:val="0"/>
           <w:sz w:val="20"/>
         </w:rPr>
-        <w:t>• Follow the approved step-by-step lab for Terraform local labs. Record every important command, setting or connection.</w:t>
+        <w:t>• Review Day 127 prerequisites and read the complete Day 128 objective before changing any lab resource.</w:t>
       </w:r>
     </w:p>
     <w:p>
@@ -1891,7 +1809,7 @@
           <w:b w:val="0"/>
           <w:sz w:val="20"/>
         </w:rPr>
-        <w:t>• Work only in an authorized lab, VM or on equipment assigned by Beyond.</w:t>
+        <w:t>• Confirm written authorization, account/sandbox boundary, region, quota, budget alert, and cleanup responsibility before provisioning.</w:t>
       </w:r>
     </w:p>
     <w:p>
@@ -1903,7 +1821,79 @@
           <w:b w:val="0"/>
           <w:sz w:val="20"/>
         </w:rPr>
-        <w:t>• Keep time entries truthful and ask the supervisor before changing production equipment.</w:t>
+        <w:t>• Verify only the tools required today and record versions; prefer local emulators when provider access or free-tier status is uncertain.</w:t>
+      </w:r>
+    </w:p>
+    <w:p>
+      <w:pPr>
+        <w:spacing w:after="120"/>
+      </w:pPr>
+      <w:r>
+        <w:rPr>
+          <w:b w:val="0"/>
+          <w:sz w:val="20"/>
+        </w:rPr>
+        <w:t>• Create Day_128_kubernetes_rbac_service_accounts_and_security_contexts with evidence, config or src, output, and report folders. Prevent secrets and state files from entering version control.</w:t>
+      </w:r>
+    </w:p>
+    <w:p>
+      <w:pPr>
+        <w:spacing w:after="120"/>
+      </w:pPr>
+      <w:r>
+        <w:rPr>
+          <w:b w:val="0"/>
+          <w:sz w:val="20"/>
+        </w:rPr>
+        <w:t>• Complete the practical objective: Restrict a workload identity and run containers as non-root.</w:t>
+      </w:r>
+    </w:p>
+    <w:p>
+      <w:pPr>
+        <w:spacing w:after="120"/>
+      </w:pPr>
+      <w:r>
+        <w:rPr>
+          <w:b w:val="0"/>
+          <w:sz w:val="20"/>
+        </w:rPr>
+        <w:t>• Record commands/configuration, expected result, observed result, resource identifiers without secrets, cost/usage check, and any deviations.</w:t>
+      </w:r>
+    </w:p>
+    <w:p>
+      <w:pPr>
+        <w:spacing w:after="120"/>
+      </w:pPr>
+      <w:r>
+        <w:rPr>
+          <w:b w:val="0"/>
+          <w:sz w:val="20"/>
+        </w:rPr>
+        <w:t>• Verify independently using a second command, connectivity test, configuration diff, monitoring view, clean rerun, restore test, or peer review.</w:t>
+      </w:r>
+    </w:p>
+    <w:p>
+      <w:pPr>
+        <w:spacing w:after="120"/>
+      </w:pPr>
+      <w:r>
+        <w:rPr>
+          <w:b w:val="0"/>
+          <w:sz w:val="20"/>
+        </w:rPr>
+        <w:t>• Stop and remove only assigned disposable resources; verify deletion, released IPs/storage, stopped services, and current billing/usage dashboard where applicable.</w:t>
+      </w:r>
+    </w:p>
+    <w:p>
+      <w:pPr>
+        <w:spacing w:after="120"/>
+      </w:pPr>
+      <w:r>
+        <w:rPr>
+          <w:b w:val="0"/>
+          <w:sz w:val="20"/>
+        </w:rPr>
+        <w:t>• Package evidence and write a professional report covering architecture, security, cost, verification, troubleshooting, limitations, and AI/tool assistance.</w:t>
       </w:r>
     </w:p>
     <w:p>
@@ -1929,7 +1919,7 @@
           <w:b w:val="0"/>
           <w:sz w:val="18"/>
         </w:rPr>
-        <w:t># day_128_lab.py — Guided practical: Terraform Local Labs</w:t>
+        <w:t># day_128_lab.py — Safety and operations review: Kubernetes RBAC, Service Accounts, and Security Contexts</w:t>
       </w:r>
     </w:p>
     <w:p>
@@ -1971,7 +1961,7 @@
           <w:b w:val="0"/>
           <w:sz w:val="18"/>
         </w:rPr>
-        <w:t>"""Day 128 practical starter for Terraform Local Labs.</w:t>
+        <w:t>"""Day 128 practical starter for Kubernetes RBAC, Service Accounts, and Security Contexts.</w:t>
       </w:r>
     </w:p>
     <w:p>
@@ -2153,7 +2143,7 @@
           <w:b w:val="0"/>
           <w:sz w:val="18"/>
         </w:rPr>
-        <w:t xml:space="preserve">    print("Program topic:", 'Terraform Local Labs')</w:t>
+        <w:t xml:space="preserve">    print("Program topic:", 'Kubernetes RBAC, Service Accounts, and Security Contexts')</w:t>
       </w:r>
     </w:p>
     <w:p>
@@ -2167,7 +2157,7 @@
           <w:b w:val="0"/>
           <w:sz w:val="18"/>
         </w:rPr>
-        <w:t xml:space="preserve">    print("Day mode:", 'Guided practical')</w:t>
+        <w:t xml:space="preserve">    print("Day mode:", 'Safety and operations review')</w:t>
       </w:r>
     </w:p>
     <w:p>
@@ -5772,7 +5762,7 @@
           <w:b w:val="0"/>
           <w:sz w:val="22"/>
         </w:rPr>
-        <w:t>Objective addressed for Terraform Local Labs</w:t>
+        <w:t>Objective addressed for Kubernetes RBAC, Service Accounts, and Security Contexts</w:t>
       </w:r>
     </w:p>
     <w:p>
@@ -5784,7 +5774,7 @@
           <w:b w:val="0"/>
           <w:sz w:val="22"/>
         </w:rPr>
-        <w:t>Guided practical practical completed</w:t>
+        <w:t>Safety and operations review practical completed</w:t>
       </w:r>
     </w:p>
     <w:p>
@@ -5876,7 +5866,7 @@
           <w:b w:val="0"/>
           <w:sz w:val="22"/>
         </w:rPr>
-        <w:t>Matches: Screenshots/photos of the major steps, configuration or worksheet, and a concise result description.</w:t>
+        <w:t>Matches: Setup evidence, completed lab artifact, independent verification, cost/cleanup record, safety check, and short technical report.</w:t>
       </w:r>
     </w:p>
     <w:p>
@@ -5908,7 +5898,7 @@
           <w:b w:val="0"/>
           <w:sz w:val="22"/>
         </w:rPr>
-        <w:t>Explain Terraform Local Labs without reading.</w:t>
+        <w:t>Explain Kubernetes RBAC, Service Accounts, and Security Contexts without reading.</w:t>
       </w:r>
     </w:p>
     <w:p>
@@ -6000,7 +5990,7 @@
           <w:b w:val="0"/>
           <w:sz w:val="22"/>
         </w:rPr>
-        <w:t>Today is Day 128 (Guided practical) on Terraform Local Labs. I worked only in the authorized Beyond cloud lab. I completed the practical objective, verified with a second check, and packaged evidence. Main risk: unauthorized or unsafe action; control: checklist + supervisor escalation. Limitation: classroom/lab scope only. Next: continue the topic cycle and keep documentation reproducible.</w:t>
+        <w:t>Today is Day 128 (Safety and operations review) on Kubernetes RBAC, Service Accounts, and Security Contexts. I worked only in the authorized Beyond cloud lab. I completed the practical objective, verified with a second check, and packaged evidence. Main risk: unauthorized or unsafe action; control: checklist + supervisor escalation. Limitation: classroom/lab scope only. Next: continue the topic cycle and keep documentation reproducible.</w:t>
       </w:r>
     </w:p>
     <w:p>
